--- a/report/CC-Eval国际中文教育大模型评测基准项目报告v1.0.docx
+++ b/report/CC-Eval国际中文教育大模型评测基准项目报告v1.0.docx
@@ -110,7 +110,7 @@
           <ns0:sz ns0:val="30"/>
           <ns0:szCs ns0:val="30"/>
         </ns0:rPr>
-        <ns0:t xml:space="preserve">目 录</ns0:t>
+        <ns0:t xml:space="preserve">目  录</ns0:t>
       </ns0:r>
     </ns0:p>
     <ns0:p>
